--- a/kolo-naukowe/dokumenty/do-druku/zgoda-wydzialu-mechanicznego.docx
+++ b/kolo-naukowe/dokumenty/do-druku/zgoda-wydzialu-mechanicznego.docx
@@ -211,7 +211,7 @@
         <w:t xml:space="preserve">Machinekind</w:t>
       </w:r>
       <w:r>
-        <w:t xml:space="preserve"/>
+        <w:t xml:space="preserve"> (koła międzywydziałowego)</w:t>
       </w:r>
       <w:commentRangeEnd w:id="0"/>
       <w:r>
